--- a/Nowcasting_Inflation_via_Daily_Web_Scraping_Price_v2.docx
+++ b/Nowcasting_Inflation_via_Daily_Web_Scraping_Price_v2.docx
@@ -2540,7 +2540,7 @@
       <w:r>
         <w:drawing>
           <wp:inline xmlns:a="http://schemas.openxmlformats.org/drawingml/2006/main" xmlns:pic="http://schemas.openxmlformats.org/drawingml/2006/picture">
-            <wp:extent cx="5303520" cy="3748145"/>
+            <wp:extent cx="5303520" cy="3384773"/>
             <wp:docPr id="2" name="Picture 2"/>
             <wp:cNvGraphicFramePr>
               <a:graphicFrameLocks noChangeAspect="1"/>
@@ -2561,7 +2561,7 @@
                   <pic:spPr>
                     <a:xfrm>
                       <a:off x="0" y="0"/>
-                      <a:ext cx="5303520" cy="3748145"/>
+                      <a:ext cx="5303520" cy="3384773"/>
                     </a:xfrm>
                     <a:prstGeom prst="rect"/>
                   </pic:spPr>
@@ -2724,7 +2724,7 @@
     </w:p>
     <w:p>
       <w:r>
-        <w:t>To provide actionable macroeconomic intelligence and continuous pipeline observability, the system implements three dedicated production dashboards in Metabase (running in Docker containers):</w:t>
+        <w:t>To provide actionable macroeconomic intelligence for MEF policymakers and continuous operational observability for data engineers, the system implements three dedicated dashboards in Metabase. Below is a detailed breakdown of what the system monitors and what is presented across each dashboard:</w:t>
       </w:r>
     </w:p>
     <w:p>
@@ -2732,212 +2732,375 @@
         <w:pStyle w:val="Heading2"/>
       </w:pPr>
       <w:r>
-        <w:t>Dashboard 1: Macro CPI &amp; Inflation Analytics</w:t>
+        <w:t>5.1 What We Monitor Across the System</w:t>
       </w:r>
     </w:p>
     <w:p>
       <w:pPr>
-        <w:spacing w:before="20" w:after="80"/>
+        <w:pStyle w:val="ListBullet"/>
+        <w:spacing w:before="20" w:after="40"/>
       </w:pPr>
       <w:r>
-        <w:t>Shows daily Headline CPI and Core CPI (which removes volatile food and fuel prices), monthly inflation rates, and price changes across all 12 consumption categories compared against official government reports.</w:t>
+        <w:rPr>
+          <w:b/>
+          <w:color w:val="0C2C62"/>
+        </w:rPr>
+        <w:t xml:space="preserve">High-Frequency Price Momentum: </w:t>
+      </w:r>
+      <w:r>
+        <w:t>Daily price movements across essential household goods to catch inflation spikes weeks before official monthly statistics are compiled.</w:t>
       </w:r>
     </w:p>
     <w:p>
       <w:pPr>
-        <w:spacing w:before="80" w:after="40"/>
-        <w:jc w:val="center"/>
+        <w:pStyle w:val="ListBullet"/>
+        <w:spacing w:before="20" w:after="40"/>
       </w:pPr>
       <w:r>
-        <w:drawing>
-          <wp:inline xmlns:a="http://schemas.openxmlformats.org/drawingml/2006/main" xmlns:pic="http://schemas.openxmlformats.org/drawingml/2006/picture">
-            <wp:extent cx="5303520" cy="2327196"/>
-            <wp:docPr id="4" name="Picture 4"/>
-            <wp:cNvGraphicFramePr>
-              <a:graphicFrameLocks noChangeAspect="1"/>
-            </wp:cNvGraphicFramePr>
-            <a:graphic>
-              <a:graphicData uri="http://schemas.openxmlformats.org/drawingml/2006/picture">
-                <pic:pic>
-                  <pic:nvPicPr>
-                    <pic:cNvPr id="0" name="dashboard_97_macro_cpi.png"/>
-                    <pic:cNvPicPr/>
-                  </pic:nvPicPr>
-                  <pic:blipFill>
-                    <a:blip r:embed="rId14"/>
-                    <a:stretch>
-                      <a:fillRect/>
-                    </a:stretch>
-                  </pic:blipFill>
-                  <pic:spPr>
-                    <a:xfrm>
-                      <a:off x="0" y="0"/>
-                      <a:ext cx="5303520" cy="2327196"/>
-                    </a:xfrm>
-                    <a:prstGeom prst="rect"/>
-                  </pic:spPr>
-                </pic:pic>
-              </a:graphicData>
-            </a:graphic>
-          </wp:inline>
-        </w:drawing>
+        <w:rPr>
+          <w:b/>
+          <w:color w:val="0C2C62"/>
+        </w:rPr>
+        <w:t xml:space="preserve">Core vs Headline Stability: </w:t>
+      </w:r>
+      <w:r>
+        <w:t>Tracks underlying price changes by stripping out volatile seasonal food and global fuel costs.</w:t>
       </w:r>
     </w:p>
     <w:p>
       <w:pPr>
-        <w:spacing w:before="20" w:after="120"/>
-        <w:jc w:val="center"/>
+        <w:pStyle w:val="ListBullet"/>
+        <w:spacing w:before="20" w:after="40"/>
       </w:pPr>
       <w:r>
         <w:rPr>
-          <w:rFonts w:ascii="Calibri" w:hAnsi="Calibri"/>
-          <w:i/>
-          <w:color w:val="646464"/>
-          <w:sz w:val="17"/>
+          <w:b/>
+          <w:color w:val="0C2C62"/>
         </w:rPr>
-        <w:t>Figure 4: Metabase Dashboard 1 — Real-Time Macro CPI &amp; Inflation Analytics</w:t>
+        <w:t xml:space="preserve">Multi-Store Catalog Dynamics: </w:t>
+      </w:r>
+      <w:r>
+        <w:t>Monitors price discrepancies, store discounts, and stock availability across major retail chains in Phnom Penh.</w:t>
       </w:r>
     </w:p>
     <w:p>
       <w:pPr>
-        <w:pStyle w:val="Heading2"/>
+        <w:pStyle w:val="ListBullet"/>
+        <w:spacing w:before="20" w:after="40"/>
       </w:pPr>
       <w:r>
-        <w:t>Dashboard 2: Operations &amp; Data Source Telemetry</w:t>
+        <w:rPr>
+          <w:b/>
+          <w:color w:val="0C2C62"/>
+        </w:rPr>
+        <w:t xml:space="preserve">Supply Chain &amp; Spillover Effects: </w:t>
+      </w:r>
+      <w:r>
+        <w:t>Measures how fuel price adjustments at Tela Khmer translate into food delivery and transport cost inflation.</w:t>
       </w:r>
     </w:p>
     <w:p>
       <w:pPr>
-        <w:spacing w:before="20" w:after="80"/>
+        <w:pStyle w:val="ListBullet"/>
+        <w:spacing w:before="20" w:after="40"/>
       </w:pPr>
       <w:r>
-        <w:t>Tracks the daily health of our scrapers across all 11 sources. It shows how many product prices were collected each day, scraping speed, and website connection status.</w:t>
+        <w:rPr>
+          <w:b/>
+          <w:color w:val="0C2C62"/>
+        </w:rPr>
+        <w:t xml:space="preserve">Pipeline Operational Health: </w:t>
+      </w:r>
+      <w:r>
+        <w:t>Tracks automated daily Airflow DAG executions, scraping runtimes, network retries, and data ingestion volumes.</w:t>
       </w:r>
     </w:p>
     <w:p>
       <w:pPr>
-        <w:spacing w:before="80" w:after="40"/>
-        <w:jc w:val="center"/>
+        <w:pStyle w:val="ListBullet"/>
+        <w:spacing w:before="20" w:after="40"/>
       </w:pPr>
       <w:r>
-        <w:drawing>
-          <wp:inline xmlns:a="http://schemas.openxmlformats.org/drawingml/2006/main" xmlns:pic="http://schemas.openxmlformats.org/drawingml/2006/picture">
-            <wp:extent cx="5303520" cy="2327196"/>
-            <wp:docPr id="5" name="Picture 5"/>
-            <wp:cNvGraphicFramePr>
-              <a:graphicFrameLocks noChangeAspect="1"/>
-            </wp:cNvGraphicFramePr>
-            <a:graphic>
-              <a:graphicData uri="http://schemas.openxmlformats.org/drawingml/2006/picture">
-                <pic:pic>
-                  <pic:nvPicPr>
-                    <pic:cNvPr id="0" name="dashboard_98_telemetry.png"/>
-                    <pic:cNvPicPr/>
-                  </pic:nvPicPr>
-                  <pic:blipFill>
-                    <a:blip r:embed="rId15"/>
-                    <a:stretch>
-                      <a:fillRect/>
-                    </a:stretch>
-                  </pic:blipFill>
-                  <pic:spPr>
-                    <a:xfrm>
-                      <a:off x="0" y="0"/>
-                      <a:ext cx="5303520" cy="2327196"/>
-                    </a:xfrm>
-                    <a:prstGeom prst="rect"/>
-                  </pic:spPr>
-                </pic:pic>
-              </a:graphicData>
-            </a:graphic>
-          </wp:inline>
-        </w:drawing>
+        <w:rPr>
+          <w:b/>
+          <w:color w:val="0C2C62"/>
+        </w:rPr>
+        <w:t xml:space="preserve">Data Quality &amp; Integrity: </w:t>
+      </w:r>
+      <w:r>
+        <w:t>Continuously audits currency conversion accuracy, metric normalization, product matching confidence, and AI classification coverage.</w:t>
       </w:r>
     </w:p>
     <w:p>
       <w:pPr>
-        <w:spacing w:before="20" w:after="120"/>
-        <w:jc w:val="center"/>
+        <w:pStyle w:val="Heading2"/>
       </w:pPr>
       <w:r>
-        <w:rPr>
-          <w:rFonts w:ascii="Calibri" w:hAnsi="Calibri"/>
-          <w:i/>
-          <w:color w:val="646464"/>
-          <w:sz w:val="17"/>
-        </w:rPr>
-        <w:t>Figure 5: Metabase Dashboard 2 — Data Lake Operations &amp; Scraping Telemetry</w:t>
+        <w:t>5.2 What We Show on Each Metabase Dashboard</w:t>
       </w:r>
     </w:p>
     <w:p>
       <w:pPr>
-        <w:pStyle w:val="Heading2"/>
+        <w:pStyle w:val="Heading3"/>
       </w:pPr>
       <w:r>
-        <w:t>Dashboard 3: Silver Layer Data Quality Screener</w:t>
+        <w:t>Dashboard 1: Macro CPI &amp; Inflation Analytics (Policy Decision-Support)</w:t>
       </w:r>
     </w:p>
     <w:p>
       <w:pPr>
-        <w:spacing w:before="20" w:after="80"/>
+        <w:pStyle w:val="ListBullet"/>
+        <w:spacing w:before="20" w:after="30"/>
       </w:pPr>
       <w:r>
-        <w:t>Checks the cleanliness of our data every day. It tracks product size standardization (converting items to 1kg or 1L), USD to Khmer Riel currency conversion, product matching across stores, and AI classification accuracy.</w:t>
+        <w:rPr>
+          <w:b/>
+          <w:color w:val="146E78"/>
+        </w:rPr>
+        <w:t xml:space="preserve">Daily Headline CPI Tracker: </w:t>
+      </w:r>
+      <w:r>
+        <w:t>Interactive time-series displaying the composite daily CPI index anchored at August 18, 2026 = 100.00.</w:t>
       </w:r>
     </w:p>
     <w:p>
       <w:pPr>
-        <w:spacing w:before="80" w:after="40"/>
-        <w:jc w:val="center"/>
+        <w:pStyle w:val="ListBullet"/>
+        <w:spacing w:before="20" w:after="30"/>
       </w:pPr>
       <w:r>
-        <w:drawing>
-          <wp:inline xmlns:a="http://schemas.openxmlformats.org/drawingml/2006/main" xmlns:pic="http://schemas.openxmlformats.org/drawingml/2006/picture">
-            <wp:extent cx="5303520" cy="2327196"/>
-            <wp:docPr id="6" name="Picture 6"/>
-            <wp:cNvGraphicFramePr>
-              <a:graphicFrameLocks noChangeAspect="1"/>
-            </wp:cNvGraphicFramePr>
-            <a:graphic>
-              <a:graphicData uri="http://schemas.openxmlformats.org/drawingml/2006/picture">
-                <pic:pic>
-                  <pic:nvPicPr>
-                    <pic:cNvPr id="0" name="dashboard_99_silver_quality.png"/>
-                    <pic:cNvPicPr/>
-                  </pic:nvPicPr>
-                  <pic:blipFill>
-                    <a:blip r:embed="rId16"/>
-                    <a:stretch>
-                      <a:fillRect/>
-                    </a:stretch>
-                  </pic:blipFill>
-                  <pic:spPr>
-                    <a:xfrm>
-                      <a:off x="0" y="0"/>
-                      <a:ext cx="5303520" cy="2327196"/>
-                    </a:xfrm>
-                    <a:prstGeom prst="rect"/>
-                  </pic:spPr>
-                </pic:pic>
-              </a:graphicData>
-            </a:graphic>
-          </wp:inline>
-        </w:drawing>
+        <w:rPr>
+          <w:b/>
+          <w:color w:val="146E78"/>
+        </w:rPr>
+        <w:t xml:space="preserve">Refined Core CPI Indicator: </w:t>
+      </w:r>
+      <w:r>
+        <w:t>Parallel trendline isolating structural core inflation from volatile agricultural food and energy swings.</w:t>
       </w:r>
     </w:p>
     <w:p>
       <w:pPr>
-        <w:spacing w:before="20" w:after="120"/>
-        <w:jc w:val="center"/>
+        <w:pStyle w:val="ListBullet"/>
+        <w:spacing w:before="20" w:after="30"/>
       </w:pPr>
       <w:r>
         <w:rPr>
-          <w:rFonts w:ascii="Calibri" w:hAnsi="Calibri"/>
-          <w:i/>
-          <w:color w:val="646464"/>
-          <w:sz w:val="17"/>
+          <w:b/>
+          <w:color w:val="146E78"/>
         </w:rPr>
-        <w:t>Figure 6: Metabase Dashboard 3 — Silver Layer Data Quality &amp; Classification Screener</w:t>
+        <w:t xml:space="preserve">Month-to-Date (MTD) &amp; Year-to-Date (YTD) Inflation Cards: </w:t>
+      </w:r>
+      <w:r>
+        <w:t>Real-time summary KPI cards showing current monthly inflation momentum.</w:t>
+      </w:r>
+    </w:p>
+    <w:p>
+      <w:pPr>
+        <w:pStyle w:val="ListBullet"/>
+        <w:spacing w:before="20" w:after="30"/>
+      </w:pPr>
+      <w:r>
+        <w:rPr>
+          <w:b/>
+          <w:color w:val="146E78"/>
+        </w:rPr>
+        <w:t xml:space="preserve">12 UN COICOP Division Breakdown: </w:t>
+      </w:r>
+      <w:r>
+        <w:t>Comparative bar and area charts tracking individual indices for all 12 divisions weighted by CSES 2020 household expenditure shares.</w:t>
+      </w:r>
+    </w:p>
+    <w:p>
+      <w:pPr>
+        <w:pStyle w:val="ListBullet"/>
+        <w:spacing w:before="20" w:after="30"/>
+      </w:pPr>
+      <w:r>
+        <w:rPr>
+          <w:b/>
+          <w:color w:val="146E78"/>
+        </w:rPr>
+        <w:t xml:space="preserve">Early Inflation Nowcast vs Official NIS: </w:t>
+      </w:r>
+      <w:r>
+        <w:t>Forward-looking monthly inflation forecast plotted with dynamic uncertainty bounds, predicting official figures 25 to 45 days in advance.</w:t>
+      </w:r>
+    </w:p>
+    <w:p>
+      <w:pPr>
+        <w:pStyle w:val="ListBullet"/>
+        <w:spacing w:before="20" w:after="30"/>
+      </w:pPr>
+      <w:r>
+        <w:rPr>
+          <w:b/>
+          <w:color w:val="146E78"/>
+        </w:rPr>
+        <w:t xml:space="preserve">Official Benchmark Conversion: </w:t>
+      </w:r>
+      <w:r>
+        <w:t>Unified baseline converter displaying calculated indices on the official NIS 2006 = 100 scale (using the 2.19007 conversion multiplier).</w:t>
+      </w:r>
+    </w:p>
+    <w:p>
+      <w:pPr>
+        <w:pStyle w:val="Heading3"/>
+      </w:pPr>
+      <w:r>
+        <w:t>Dashboard 2: Operations &amp; Scraping Telemetry (Pipeline Observability)</w:t>
+      </w:r>
+    </w:p>
+    <w:p>
+      <w:pPr>
+        <w:pStyle w:val="ListBullet"/>
+        <w:spacing w:before="20" w:after="30"/>
+      </w:pPr>
+      <w:r>
+        <w:rPr>
+          <w:b/>
+          <w:color w:val="146E78"/>
+        </w:rPr>
+        <w:t xml:space="preserve">Daily Scraping Yield per Store: </w:t>
+      </w:r>
+      <w:r>
+        <w:t>Bar chart tracking the total number of valid price quotes successfully scraped each morning across AEON, DeliShop, GrabMart, L192, Khmer24, etc.</w:t>
+      </w:r>
+    </w:p>
+    <w:p>
+      <w:pPr>
+        <w:pStyle w:val="ListBullet"/>
+        <w:spacing w:before="20" w:after="30"/>
+      </w:pPr>
+      <w:r>
+        <w:rPr>
+          <w:b/>
+          <w:color w:val="146E78"/>
+        </w:rPr>
+        <w:t xml:space="preserve">Scraper Execution Status &amp; Latency: </w:t>
+      </w:r>
+      <w:r>
+        <w:t>Real-time health indicator reporting job run durations, HTTP response times, and error rates.</w:t>
+      </w:r>
+    </w:p>
+    <w:p>
+      <w:pPr>
+        <w:pStyle w:val="ListBullet"/>
+        <w:spacing w:before="20" w:after="30"/>
+      </w:pPr>
+      <w:r>
+        <w:rPr>
+          <w:b/>
+          <w:color w:val="146E78"/>
+        </w:rPr>
+        <w:t xml:space="preserve">Anti-Blocking Resilience Monitor: </w:t>
+      </w:r>
+      <w:r>
+        <w:t>Tracks connection modes, recording successful direct API calls vs automated fallbacks to Playwright headless browser disguised sessions.</w:t>
+      </w:r>
+    </w:p>
+    <w:p>
+      <w:pPr>
+        <w:pStyle w:val="ListBullet"/>
+        <w:spacing w:before="20" w:after="30"/>
+      </w:pPr>
+      <w:r>
+        <w:rPr>
+          <w:b/>
+          <w:color w:val="146E78"/>
+        </w:rPr>
+        <w:t xml:space="preserve">Raw Data Lake Ingestion Volume: </w:t>
+      </w:r>
+      <w:r>
+        <w:t>Daily count of raw price records ingested into bronze.raw_prices with timestamp and batch ID tracking.</w:t>
+      </w:r>
+    </w:p>
+    <w:p>
+      <w:pPr>
+        <w:pStyle w:val="Heading3"/>
+      </w:pPr>
+      <w:r>
+        <w:t>Dashboard 3: Silver Layer Data Quality Screener (Integrity &amp; AI Audit)</w:t>
+      </w:r>
+    </w:p>
+    <w:p>
+      <w:pPr>
+        <w:pStyle w:val="ListBullet"/>
+        <w:spacing w:before="20" w:after="30"/>
+      </w:pPr>
+      <w:r>
+        <w:rPr>
+          <w:b/>
+          <w:color w:val="146E78"/>
+        </w:rPr>
+        <w:t xml:space="preserve">Product Matching &amp; Deduplication Rates: </w:t>
+      </w:r>
+      <w:r>
+        <w:t>Summary table showing the number of items linked via Barcodes (Level 1), Store SKUs (Level 2), Clean Titles (Level 3), and Vector Embeddings (Level 4).</w:t>
+      </w:r>
+    </w:p>
+    <w:p>
+      <w:pPr>
+        <w:pStyle w:val="ListBullet"/>
+        <w:spacing w:before="20" w:after="30"/>
+      </w:pPr>
+      <w:r>
+        <w:rPr>
+          <w:b/>
+          <w:color w:val="146E78"/>
+        </w:rPr>
+        <w:t xml:space="preserve">AI COICOP Classification Coverage: </w:t>
+      </w:r>
+      <w:r>
+        <w:t>Audit gauge tracking the percentage of catalog items mapped to official NIS 5-digit codes vs pending edge cases.</w:t>
+      </w:r>
+    </w:p>
+    <w:p>
+      <w:pPr>
+        <w:pStyle w:val="ListBullet"/>
+        <w:spacing w:before="20" w:after="30"/>
+      </w:pPr>
+      <w:r>
+        <w:rPr>
+          <w:b/>
+          <w:color w:val="146E78"/>
+        </w:rPr>
+        <w:t xml:space="preserve">Out-of-Stock &amp; Discontinuation Screener: </w:t>
+      </w:r>
+      <w:r>
+        <w:t>Monitors temporarily unavailable items undergoing ILO class-mean price imputation and flags discontinued products dropped after 7 consecutive days.</w:t>
+      </w:r>
+    </w:p>
+    <w:p>
+      <w:pPr>
+        <w:pStyle w:val="ListBullet"/>
+        <w:spacing w:before="20" w:after="30"/>
+      </w:pPr>
+      <w:r>
+        <w:rPr>
+          <w:b/>
+          <w:color w:val="146E78"/>
+        </w:rPr>
+        <w:t xml:space="preserve">Price Anomaly &amp; Extreme Outlier Guard: </w:t>
+      </w:r>
+      <w:r>
+        <w:t>Automated alert card highlighting any scraped price change exceeding 10x or falling below 0.1x for human review before Gold layer index aggregation.</w:t>
+      </w:r>
+    </w:p>
+    <w:p>
+      <w:pPr>
+        <w:pStyle w:val="ListBullet"/>
+        <w:spacing w:before="20" w:after="30"/>
+      </w:pPr>
+      <w:r>
+        <w:rPr>
+          <w:b/>
+          <w:color w:val="146E78"/>
+        </w:rPr>
+        <w:t xml:space="preserve">Currency &amp; Unit Standardization Screener: </w:t>
+      </w:r>
+      <w:r>
+        <w:t>Verification table tracking daily MEF official exchange rates and metric conversion consistency (e.g., KHR/kg and KHR/L).</w:t>
       </w:r>
     </w:p>
     <w:sectPr>
